--- a/flow/20230914_vu_template/drafts/2024-06-g/16-НД-Гл.3-Тихона.docx
+++ b/flow/20230914_vu_template/drafts/2024-06-g/16-НД-Гл.3-Тихона.docx
@@ -4247,6 +4247,7 @@
     <w:p>
       <w:pPr>
         <w:pStyle w:val="a"/>
+        <w:spacing w:after="240"/>
       </w:pPr>
       <w:r>
         <w:rPr>
@@ -4683,6 +4684,7 @@
     <w:p>
       <w:pPr>
         <w:pStyle w:val="a"/>
+        <w:spacing w:after="240"/>
       </w:pPr>
       <w:r>
         <w:rPr>
@@ -5121,6 +5123,7 @@
     <w:p>
       <w:pPr>
         <w:pStyle w:val="a"/>
+        <w:spacing w:after="240"/>
       </w:pPr>
       <w:r>
         <w:rPr>
@@ -5541,42 +5544,8 @@
     </w:p>
     <w:p>
       <w:pPr>
-        <w:spacing w:after="120" w:lineRule="auto"/>
-        <w:jc w:val="both"/>
-        <w:rPr>
-          <w:rFonts w:ascii="Times New Roman" w:cs="Times New Roman" w:eastAsia="Times New Roman" w:hAnsi="Times New Roman"/>
-          <w:sz w:val="24"/>
-          <w:szCs w:val="24"/>
-        </w:rPr>
-      </w:pPr>
-      <w:r>
-        <w:rPr>
-          <w:rtl w:val="0"/>
-        </w:rPr>
-      </w:r>
-    </w:p>
-    <w:p>
-      <w:pPr>
-        <w:shd w:fill="ffffff" w:val="clear"/>
-        <w:spacing w:after="120" w:lineRule="auto"/>
-        <w:jc w:val="both"/>
-        <w:rPr>
-          <w:rFonts w:ascii="Times New Roman" w:cs="Times New Roman" w:eastAsia="Times New Roman" w:hAnsi="Times New Roman"/>
-          <w:i w:val="1"/>
-          <w:color w:val="ff0000"/>
-          <w:sz w:val="24"/>
-          <w:szCs w:val="24"/>
-        </w:rPr>
-      </w:pPr>
-      <w:r>
-        <w:rPr>
-          <w:rtl w:val="0"/>
-        </w:rPr>
-      </w:r>
-    </w:p>
-    <w:p>
-      <w:pPr>
         <w:pStyle w:val="a"/>
+        <w:spacing w:after="240"/>
       </w:pPr>
       <w:r>
         <w:rPr>
@@ -5958,6 +5927,42 @@
           <w:highlight w:val="white"/>
         </w:rPr>
         <w:t>, раб Твій!</w:t>
+      </w:r>
+    </w:p>
+    <w:p>
+      <w:pPr>
+        <w:spacing w:after="120"/>
+      </w:pPr>
+      <w:r>
+        <w:rPr>
+          <w:rFonts w:ascii="Times New Roman" w:hAnsi="Times New Roman"/>
+          <w:b/>
+          <w:sz w:val="24"/>
+        </w:rPr>
+        <w:t>І нині</w:t>
+      </w:r>
+      <w:r>
+        <w:rPr>
+          <w:rFonts w:ascii="Times New Roman" w:hAnsi="Times New Roman"/>
+          <w:sz w:val="24"/>
+        </w:rPr>
+        <w:t xml:space="preserve"> </w:t>
+      </w:r>
+      <w:r>
+        <w:rPr>
+          <w:rFonts w:ascii="Times New Roman" w:hAnsi="Times New Roman"/>
+          <w:i/>
+          <w:color w:val="FF0000"/>
+          <w:sz w:val="24"/>
+        </w:rPr>
+        <w:t xml:space="preserve">(догмат, г. 3): </w:t>
+      </w:r>
+      <w:r>
+        <w:rPr>
+          <w:rFonts w:ascii="Times New Roman" w:hAnsi="Times New Roman"/>
+          <w:sz w:val="24"/>
+        </w:rPr>
+        <w:t>Як нам не дивуватися, Всечесна, твоєму богочоловічому родженню?* Бо ти, Всенепорочна, не знавши мужа,* породила тілесно без батька сина,* зродженого в вічності від Отця без матері,* що не зазнав ніякої зміни чи змішання, чи розділу,* але в цілості зберіг прикмети обох природ.* Тому Мати-Діво, Владичице, моли його,* щоб спас душі тих, що православно визнають тебе, як Богородицю.</w:t>
       </w:r>
     </w:p>
     <w:p>
@@ -9005,6 +9010,7 @@
     <w:p>
       <w:pPr>
         <w:pStyle w:val="a"/>
+        <w:spacing w:after="120"/>
       </w:pPr>
       <w:r>
         <w:rPr>
@@ -9027,6 +9033,7 @@
     <w:p>
       <w:pPr>
         <w:pStyle w:val="a"/>
+        <w:spacing w:after="160"/>
       </w:pPr>
       <w:r>
         <w:rPr>
@@ -13817,6 +13824,7 @@
     <w:p>
       <w:pPr>
         <w:pStyle w:val="a"/>
+        <w:spacing w:after="120"/>
       </w:pPr>
       <w:r>
         <w:rPr>
@@ -13835,10 +13843,20 @@
         </w:rPr>
         <w:t>Хай веселя́ться небе́сні, хай ра́дуються земні́ї,* бо яви́в могу́тність руки́ Своє́ї Госпо́дь,* подола́в сме́ртю смерть, пе́рвенцем ме́ртвих став,* з безо́дні а́ду ви́зволив нас* і пода́в сві́тові вели́ку ми́лість.</w:t>
       </w:r>
+      <w:r>
+        <w:rPr>
+          <w:rFonts w:ascii="Times New Roman" w:hAnsi="Times New Roman"/>
+          <w:i/>
+          <w:color w:val="FF4400"/>
+          <w:sz w:val="24"/>
+        </w:rPr>
+        <w:t xml:space="preserve"> (2 р.)</w:t>
+      </w:r>
     </w:p>
     <w:p>
       <w:pPr>
         <w:pStyle w:val="a"/>
+        <w:spacing w:after="160"/>
       </w:pPr>
       <w:r>
         <w:rPr>

--- a/flow/20230914_vu_template/drafts/2024-06-g/16-НД-Гл.3-Тихона.docx
+++ b/flow/20230914_vu_template/drafts/2024-06-g/16-НД-Гл.3-Тихона.docx
@@ -5540,393 +5540,6 @@
           <w:highlight w:val="white"/>
         </w:rPr>
         <w:t>.</w:t>
-      </w:r>
-    </w:p>
-    <w:p>
-      <w:pPr>
-        <w:pStyle w:val="a"/>
-        <w:spacing w:after="240"/>
-      </w:pPr>
-      <w:r>
-        <w:rPr>
-          <w:rFonts w:ascii="Times New Roman" w:hAnsi="Times New Roman"/>
-          <w:b/>
-          <w:color w:val="222222"/>
-          <w:sz w:val="24"/>
-          <w:highlight w:val="white"/>
-        </w:rPr>
-        <w:t>Слава і нині</w:t>
-      </w:r>
-      <w:r>
-        <w:rPr>
-          <w:rFonts w:ascii="Times New Roman" w:hAnsi="Times New Roman"/>
-          <w:color w:val="222222"/>
-          <w:sz w:val="24"/>
-          <w:highlight w:val="white"/>
-        </w:rPr>
-        <w:t xml:space="preserve"> </w:t>
-      </w:r>
-      <w:r>
-        <w:rPr>
-          <w:rFonts w:ascii="Times New Roman" w:hAnsi="Times New Roman"/>
-          <w:i/>
-          <w:color w:val="FF0000"/>
-          <w:sz w:val="24"/>
-          <w:highlight w:val="white"/>
-        </w:rPr>
-        <w:t xml:space="preserve">(богородичний): </w:t>
-      </w:r>
-      <w:r>
-        <w:rPr>
-          <w:rFonts w:ascii="Times New Roman" w:hAnsi="Times New Roman"/>
-          <w:sz w:val="24"/>
-          <w:highlight w:val="white"/>
-        </w:rPr>
-        <w:t>Вого́нь</w:t>
-      </w:r>
-      <w:r>
-        <w:rPr>
-          <w:rFonts w:ascii="Times New Roman" w:hAnsi="Times New Roman"/>
-          <w:sz w:val="24"/>
-          <w:highlight w:val="white"/>
-        </w:rPr>
-        <w:t xml:space="preserve"> </w:t>
-      </w:r>
-      <w:r>
-        <w:rPr>
-          <w:rFonts w:ascii="Times New Roman" w:hAnsi="Times New Roman"/>
-          <w:sz w:val="24"/>
-          <w:highlight w:val="white"/>
-        </w:rPr>
-        <w:t>зроди́вши</w:t>
-      </w:r>
-      <w:r>
-        <w:rPr>
-          <w:rFonts w:ascii="Times New Roman" w:hAnsi="Times New Roman"/>
-          <w:sz w:val="24"/>
-          <w:highlight w:val="white"/>
-        </w:rPr>
-        <w:t xml:space="preserve"> </w:t>
-      </w:r>
-      <w:r>
-        <w:rPr>
-          <w:rFonts w:ascii="Times New Roman" w:hAnsi="Times New Roman"/>
-          <w:sz w:val="24"/>
-          <w:highlight w:val="white"/>
-        </w:rPr>
-        <w:t>Нестерпи́мий</w:t>
-      </w:r>
-      <w:r>
-        <w:rPr>
-          <w:rFonts w:ascii="Times New Roman" w:hAnsi="Times New Roman"/>
-          <w:sz w:val="24"/>
-          <w:highlight w:val="white"/>
-        </w:rPr>
-        <w:t xml:space="preserve">,* що </w:t>
-      </w:r>
-      <w:r>
-        <w:rPr>
-          <w:rFonts w:ascii="Times New Roman" w:hAnsi="Times New Roman"/>
-          <w:sz w:val="24"/>
-          <w:highlight w:val="white"/>
-        </w:rPr>
-        <w:t>спа́лює</w:t>
-      </w:r>
-      <w:r>
-        <w:rPr>
-          <w:rFonts w:ascii="Times New Roman" w:hAnsi="Times New Roman"/>
-          <w:sz w:val="24"/>
-          <w:highlight w:val="white"/>
-        </w:rPr>
-        <w:t xml:space="preserve"> гріхи́ і </w:t>
-      </w:r>
-      <w:r>
-        <w:rPr>
-          <w:rFonts w:ascii="Times New Roman" w:hAnsi="Times New Roman"/>
-          <w:sz w:val="24"/>
-          <w:highlight w:val="white"/>
-        </w:rPr>
-        <w:t>зро́шує</w:t>
-      </w:r>
-      <w:r>
-        <w:rPr>
-          <w:rFonts w:ascii="Times New Roman" w:hAnsi="Times New Roman"/>
-          <w:sz w:val="24"/>
-          <w:highlight w:val="white"/>
-        </w:rPr>
-        <w:t xml:space="preserve"> </w:t>
-      </w:r>
-      <w:r>
-        <w:rPr>
-          <w:rFonts w:ascii="Times New Roman" w:hAnsi="Times New Roman"/>
-          <w:sz w:val="24"/>
-          <w:highlight w:val="white"/>
-        </w:rPr>
-        <w:t>ві́рних</w:t>
-      </w:r>
-      <w:r>
-        <w:rPr>
-          <w:rFonts w:ascii="Times New Roman" w:hAnsi="Times New Roman"/>
-          <w:sz w:val="24"/>
-          <w:highlight w:val="white"/>
-        </w:rPr>
-        <w:t xml:space="preserve">,* </w:t>
-      </w:r>
-      <w:r>
-        <w:rPr>
-          <w:rFonts w:ascii="Times New Roman" w:hAnsi="Times New Roman"/>
-          <w:sz w:val="24"/>
-          <w:highlight w:val="white"/>
-        </w:rPr>
-        <w:t>Пренепоро́чная</w:t>
-      </w:r>
-      <w:r>
-        <w:rPr>
-          <w:rFonts w:ascii="Times New Roman" w:hAnsi="Times New Roman"/>
-          <w:sz w:val="24"/>
-          <w:highlight w:val="white"/>
-        </w:rPr>
-        <w:t xml:space="preserve"> </w:t>
-      </w:r>
-      <w:r>
-        <w:rPr>
-          <w:rFonts w:ascii="Times New Roman" w:hAnsi="Times New Roman"/>
-          <w:sz w:val="24"/>
-          <w:highlight w:val="white"/>
-        </w:rPr>
-        <w:t>Чи́стая</w:t>
-      </w:r>
-      <w:r>
-        <w:rPr>
-          <w:rFonts w:ascii="Times New Roman" w:hAnsi="Times New Roman"/>
-          <w:sz w:val="24"/>
-          <w:highlight w:val="white"/>
-        </w:rPr>
-        <w:t xml:space="preserve">,* </w:t>
-      </w:r>
-      <w:r>
-        <w:rPr>
-          <w:rFonts w:ascii="Times New Roman" w:hAnsi="Times New Roman"/>
-          <w:sz w:val="24"/>
-          <w:highlight w:val="white"/>
-        </w:rPr>
-        <w:t>очере́т</w:t>
-      </w:r>
-      <w:r>
-        <w:rPr>
-          <w:rFonts w:ascii="Times New Roman" w:hAnsi="Times New Roman"/>
-          <w:sz w:val="24"/>
-          <w:highlight w:val="white"/>
-        </w:rPr>
-        <w:t xml:space="preserve"> </w:t>
-      </w:r>
-      <w:r>
-        <w:rPr>
-          <w:rFonts w:ascii="Times New Roman" w:hAnsi="Times New Roman"/>
-          <w:sz w:val="24"/>
-          <w:highlight w:val="white"/>
-        </w:rPr>
-        <w:t>безмі́рних</w:t>
-      </w:r>
-      <w:r>
-        <w:rPr>
-          <w:rFonts w:ascii="Times New Roman" w:hAnsi="Times New Roman"/>
-          <w:sz w:val="24"/>
-          <w:highlight w:val="white"/>
-        </w:rPr>
-        <w:t xml:space="preserve"> </w:t>
-      </w:r>
-      <w:r>
-        <w:rPr>
-          <w:rFonts w:ascii="Times New Roman" w:hAnsi="Times New Roman"/>
-          <w:sz w:val="24"/>
-          <w:highlight w:val="white"/>
-        </w:rPr>
-        <w:t>мої́х</w:t>
-      </w:r>
-      <w:r>
-        <w:rPr>
-          <w:rFonts w:ascii="Times New Roman" w:hAnsi="Times New Roman"/>
-          <w:sz w:val="24"/>
-          <w:highlight w:val="white"/>
-        </w:rPr>
-        <w:t xml:space="preserve"> </w:t>
-      </w:r>
-      <w:r>
-        <w:rPr>
-          <w:rFonts w:ascii="Times New Roman" w:hAnsi="Times New Roman"/>
-          <w:sz w:val="24"/>
-          <w:highlight w:val="white"/>
-        </w:rPr>
-        <w:t>гріхі́в</w:t>
-      </w:r>
-      <w:r>
-        <w:rPr>
-          <w:rFonts w:ascii="Times New Roman" w:hAnsi="Times New Roman"/>
-          <w:sz w:val="24"/>
-          <w:highlight w:val="white"/>
-        </w:rPr>
-        <w:t xml:space="preserve"> спали́ </w:t>
-      </w:r>
-      <w:r>
-        <w:rPr>
-          <w:rFonts w:ascii="Times New Roman" w:hAnsi="Times New Roman"/>
-          <w:sz w:val="24"/>
-          <w:highlight w:val="white"/>
-        </w:rPr>
-        <w:t>моли́твами</w:t>
-      </w:r>
-      <w:r>
-        <w:rPr>
-          <w:rFonts w:ascii="Times New Roman" w:hAnsi="Times New Roman"/>
-          <w:sz w:val="24"/>
-          <w:highlight w:val="white"/>
-        </w:rPr>
-        <w:t xml:space="preserve"> </w:t>
-      </w:r>
-      <w:r>
-        <w:rPr>
-          <w:rFonts w:ascii="Times New Roman" w:hAnsi="Times New Roman"/>
-          <w:sz w:val="24"/>
-          <w:highlight w:val="white"/>
-        </w:rPr>
-        <w:t>твої́ми</w:t>
-      </w:r>
-      <w:r>
-        <w:rPr>
-          <w:rFonts w:ascii="Times New Roman" w:hAnsi="Times New Roman"/>
-          <w:sz w:val="24"/>
-          <w:highlight w:val="white"/>
-        </w:rPr>
-        <w:t xml:space="preserve">* і </w:t>
-      </w:r>
-      <w:r>
-        <w:rPr>
-          <w:rFonts w:ascii="Times New Roman" w:hAnsi="Times New Roman"/>
-          <w:sz w:val="24"/>
-          <w:highlight w:val="white"/>
-        </w:rPr>
-        <w:t>ду́шу</w:t>
-      </w:r>
-      <w:r>
-        <w:rPr>
-          <w:rFonts w:ascii="Times New Roman" w:hAnsi="Times New Roman"/>
-          <w:sz w:val="24"/>
-          <w:highlight w:val="white"/>
-        </w:rPr>
-        <w:t xml:space="preserve"> мою́, </w:t>
-      </w:r>
-      <w:r>
-        <w:rPr>
-          <w:rFonts w:ascii="Times New Roman" w:hAnsi="Times New Roman"/>
-          <w:sz w:val="24"/>
-          <w:highlight w:val="white"/>
-        </w:rPr>
-        <w:t>ви́сохлу</w:t>
-      </w:r>
-      <w:r>
-        <w:rPr>
-          <w:rFonts w:ascii="Times New Roman" w:hAnsi="Times New Roman"/>
-          <w:sz w:val="24"/>
-          <w:highlight w:val="white"/>
-        </w:rPr>
-        <w:t xml:space="preserve"> від </w:t>
-      </w:r>
-      <w:r>
-        <w:rPr>
-          <w:rFonts w:ascii="Times New Roman" w:hAnsi="Times New Roman"/>
-          <w:sz w:val="24"/>
-          <w:highlight w:val="white"/>
-        </w:rPr>
-        <w:t>при́страстей</w:t>
-      </w:r>
-      <w:r>
-        <w:rPr>
-          <w:rFonts w:ascii="Times New Roman" w:hAnsi="Times New Roman"/>
-          <w:sz w:val="24"/>
-          <w:highlight w:val="white"/>
-        </w:rPr>
-        <w:t xml:space="preserve">,* охолоди́ </w:t>
-      </w:r>
-      <w:r>
-        <w:rPr>
-          <w:rFonts w:ascii="Times New Roman" w:hAnsi="Times New Roman"/>
-          <w:sz w:val="24"/>
-          <w:highlight w:val="white"/>
-        </w:rPr>
-        <w:t>росо́ю</w:t>
-      </w:r>
-      <w:r>
-        <w:rPr>
-          <w:rFonts w:ascii="Times New Roman" w:hAnsi="Times New Roman"/>
-          <w:sz w:val="24"/>
-          <w:highlight w:val="white"/>
-        </w:rPr>
-        <w:t xml:space="preserve">,* хай я </w:t>
-      </w:r>
-      <w:r>
-        <w:rPr>
-          <w:rFonts w:ascii="Times New Roman" w:hAnsi="Times New Roman"/>
-          <w:sz w:val="24"/>
-          <w:highlight w:val="white"/>
-        </w:rPr>
-        <w:t>велегла́сно</w:t>
-      </w:r>
-      <w:r>
-        <w:rPr>
-          <w:rFonts w:ascii="Times New Roman" w:hAnsi="Times New Roman"/>
-          <w:sz w:val="24"/>
-          <w:highlight w:val="white"/>
-        </w:rPr>
-        <w:t xml:space="preserve">* твою́ </w:t>
-      </w:r>
-      <w:r>
-        <w:rPr>
-          <w:rFonts w:ascii="Times New Roman" w:hAnsi="Times New Roman"/>
-          <w:sz w:val="24"/>
-          <w:highlight w:val="white"/>
-        </w:rPr>
-        <w:t>ми́лість</w:t>
-      </w:r>
-      <w:r>
-        <w:rPr>
-          <w:rFonts w:ascii="Times New Roman" w:hAnsi="Times New Roman"/>
-          <w:sz w:val="24"/>
-          <w:highlight w:val="white"/>
-        </w:rPr>
-        <w:t xml:space="preserve"> і </w:t>
-      </w:r>
-      <w:r>
-        <w:rPr>
-          <w:rFonts w:ascii="Times New Roman" w:hAnsi="Times New Roman"/>
-          <w:sz w:val="24"/>
-          <w:highlight w:val="white"/>
-        </w:rPr>
-        <w:t>си́лу</w:t>
-      </w:r>
-      <w:r>
-        <w:rPr>
-          <w:rFonts w:ascii="Times New Roman" w:hAnsi="Times New Roman"/>
-          <w:sz w:val="24"/>
-          <w:highlight w:val="white"/>
-        </w:rPr>
-        <w:t xml:space="preserve">* </w:t>
-      </w:r>
-      <w:r>
-        <w:rPr>
-          <w:rFonts w:ascii="Times New Roman" w:hAnsi="Times New Roman"/>
-          <w:sz w:val="24"/>
-          <w:highlight w:val="white"/>
-        </w:rPr>
-        <w:t>велича́ю</w:t>
-      </w:r>
-      <w:r>
-        <w:rPr>
-          <w:rFonts w:ascii="Times New Roman" w:hAnsi="Times New Roman"/>
-          <w:sz w:val="24"/>
-          <w:highlight w:val="white"/>
-        </w:rPr>
-        <w:t>, раб Твій!</w:t>
       </w:r>
     </w:p>
     <w:p>
